--- a/KHBD_Tin_học/Tiền_tiểu_học/Tuần_07/KHBD_Tin_hoc_Tiền_tiểu_học_Tiet06_Kham_pha_ban_phim.docx
+++ b/KHBD_Tin_học/Tiền_tiểu_học/Tuần_07/KHBD_Tin_hoc_Tiền_tiểu_học_Tiet06_Kham_pha_ban_phim.docx
@@ -35,10 +35,15 @@
               <w:spacing w:line="360" w:lineRule="auto" w:after="40"/>
               <w:jc w:val="left"/>
             </w:pPr>
-            <w:r/>
-            <w:r>
-              <w:rPr>
-                <w:rFonts w:ascii="Times New Roman" w:hAnsi="Times New Roman" w:eastAsia="Times New Roman"/>
+            <w:r>
+              <w:rPr>
+                <w:rFonts w:ascii="Times New Roman" w:hAnsi="Times New Roman" w:cs="Times New Roman"/>
+                <w:sz w:val="26"/>
+              </w:rPr>
+            </w:r>
+            <w:r>
+              <w:rPr>
+                <w:rFonts w:ascii="Times New Roman" w:hAnsi="Times New Roman" w:eastAsia="Times New Roman" w:cs="Times New Roman"/>
                 <w:b/>
                 <w:i w:val="0"/>
                 <w:sz w:val="26"/>
@@ -62,10 +67,15 @@
               <w:spacing w:line="360" w:lineRule="auto" w:after="40"/>
               <w:jc w:val="left"/>
             </w:pPr>
-            <w:r/>
-            <w:r>
-              <w:rPr>
-                <w:rFonts w:ascii="Times New Roman" w:hAnsi="Times New Roman" w:eastAsia="Times New Roman"/>
+            <w:r>
+              <w:rPr>
+                <w:rFonts w:ascii="Times New Roman" w:hAnsi="Times New Roman" w:cs="Times New Roman"/>
+                <w:sz w:val="26"/>
+              </w:rPr>
+            </w:r>
+            <w:r>
+              <w:rPr>
+                <w:rFonts w:ascii="Times New Roman" w:hAnsi="Times New Roman" w:eastAsia="Times New Roman" w:cs="Times New Roman"/>
                 <w:b w:val="0"/>
                 <w:i w:val="0"/>
                 <w:sz w:val="26"/>
@@ -91,10 +101,15 @@
               <w:spacing w:line="360" w:lineRule="auto" w:after="40"/>
               <w:jc w:val="left"/>
             </w:pPr>
-            <w:r/>
-            <w:r>
-              <w:rPr>
-                <w:rFonts w:ascii="Times New Roman" w:hAnsi="Times New Roman" w:eastAsia="Times New Roman"/>
+            <w:r>
+              <w:rPr>
+                <w:rFonts w:ascii="Times New Roman" w:hAnsi="Times New Roman" w:cs="Times New Roman"/>
+                <w:sz w:val="26"/>
+              </w:rPr>
+            </w:r>
+            <w:r>
+              <w:rPr>
+                <w:rFonts w:ascii="Times New Roman" w:hAnsi="Times New Roman" w:eastAsia="Times New Roman" w:cs="Times New Roman"/>
                 <w:b w:val="0"/>
                 <w:i w:val="0"/>
                 <w:sz w:val="26"/>
@@ -118,10 +133,15 @@
               <w:spacing w:line="360" w:lineRule="auto" w:after="40"/>
               <w:jc w:val="left"/>
             </w:pPr>
-            <w:r/>
-            <w:r>
-              <w:rPr>
-                <w:rFonts w:ascii="Times New Roman" w:hAnsi="Times New Roman" w:eastAsia="Times New Roman"/>
+            <w:r>
+              <w:rPr>
+                <w:rFonts w:ascii="Times New Roman" w:hAnsi="Times New Roman" w:cs="Times New Roman"/>
+                <w:sz w:val="26"/>
+              </w:rPr>
+            </w:r>
+            <w:r>
+              <w:rPr>
+                <w:rFonts w:ascii="Times New Roman" w:hAnsi="Times New Roman" w:eastAsia="Times New Roman" w:cs="Times New Roman"/>
                 <w:b w:val="0"/>
                 <w:i w:val="0"/>
                 <w:sz w:val="26"/>
@@ -136,7 +156,7 @@
             </w:pPr>
             <w:r>
               <w:rPr>
-                <w:rFonts w:ascii="Times New Roman" w:hAnsi="Times New Roman" w:eastAsia="Times New Roman"/>
+                <w:rFonts w:ascii="Times New Roman" w:hAnsi="Times New Roman" w:eastAsia="Times New Roman" w:cs="Times New Roman"/>
                 <w:b w:val="0"/>
                 <w:i w:val="0"/>
                 <w:sz w:val="26"/>
@@ -151,7 +171,7 @@
             </w:pPr>
             <w:r>
               <w:rPr>
-                <w:rFonts w:ascii="Times New Roman" w:hAnsi="Times New Roman" w:eastAsia="Times New Roman"/>
+                <w:rFonts w:ascii="Times New Roman" w:hAnsi="Times New Roman" w:eastAsia="Times New Roman" w:cs="Times New Roman"/>
                 <w:b w:val="0"/>
                 <w:i w:val="0"/>
                 <w:sz w:val="26"/>
@@ -169,10 +189,10 @@
       </w:pPr>
       <w:r>
         <w:rPr>
-          <w:rFonts w:ascii="Times New Roman" w:hAnsi="Times New Roman" w:eastAsia="Times New Roman"/>
+          <w:rFonts w:ascii="Times New Roman" w:hAnsi="Times New Roman" w:eastAsia="Times New Roman" w:cs="Times New Roman"/>
           <w:b/>
           <w:i w:val="0"/>
-          <w:sz w:val="28"/>
+          <w:sz w:val="26"/>
         </w:rPr>
         <w:t>KẾ HOẠCH DẠY HỌC MÔN TIN HỌC</w:t>
       </w:r>
@@ -184,7 +204,7 @@
       </w:pPr>
       <w:r>
         <w:rPr>
-          <w:rFonts w:ascii="Times New Roman" w:hAnsi="Times New Roman" w:eastAsia="Times New Roman"/>
+          <w:rFonts w:ascii="Times New Roman" w:hAnsi="Times New Roman" w:eastAsia="Times New Roman" w:cs="Times New Roman"/>
           <w:b/>
           <w:i w:val="0"/>
           <w:sz w:val="26"/>
@@ -206,7 +226,7 @@
       </w:pPr>
       <w:r>
         <w:rPr>
-          <w:rFonts w:ascii="Times New Roman" w:hAnsi="Times New Roman" w:eastAsia="Times New Roman"/>
+          <w:rFonts w:ascii="Times New Roman" w:hAnsi="Times New Roman" w:eastAsia="Times New Roman" w:cs="Times New Roman"/>
           <w:b/>
           <w:i w:val="0"/>
           <w:sz w:val="26"/>
@@ -222,7 +242,7 @@
       </w:pPr>
       <w:r>
         <w:rPr>
-          <w:rFonts w:ascii="Times New Roman" w:hAnsi="Times New Roman" w:eastAsia="Times New Roman"/>
+          <w:rFonts w:ascii="Times New Roman" w:hAnsi="Times New Roman" w:eastAsia="Times New Roman" w:cs="Times New Roman"/>
           <w:b w:val="0"/>
           <w:i w:val="0"/>
           <w:sz w:val="26"/>
@@ -238,7 +258,7 @@
       </w:pPr>
       <w:r>
         <w:rPr>
-          <w:rFonts w:ascii="Times New Roman" w:hAnsi="Times New Roman" w:eastAsia="Times New Roman"/>
+          <w:rFonts w:ascii="Times New Roman" w:hAnsi="Times New Roman" w:eastAsia="Times New Roman" w:cs="Times New Roman"/>
           <w:b w:val="0"/>
           <w:i w:val="0"/>
           <w:sz w:val="26"/>
@@ -254,7 +274,7 @@
       </w:pPr>
       <w:r>
         <w:rPr>
-          <w:rFonts w:ascii="Times New Roman" w:hAnsi="Times New Roman" w:eastAsia="Times New Roman"/>
+          <w:rFonts w:ascii="Times New Roman" w:hAnsi="Times New Roman" w:eastAsia="Times New Roman" w:cs="Times New Roman"/>
           <w:b/>
           <w:i w:val="0"/>
           <w:sz w:val="26"/>
@@ -270,13 +290,21 @@
       </w:pPr>
       <w:r>
         <w:rPr>
-          <w:rFonts w:ascii="Times New Roman" w:hAnsi="Times New Roman" w:eastAsia="Times New Roman"/>
+          <w:rFonts w:ascii="Times New Roman" w:hAnsi="Times New Roman" w:eastAsia="Times New Roman" w:cs="Times New Roman"/>
           <w:b w:val="0"/>
           <w:i w:val="0"/>
           <w:sz w:val="26"/>
         </w:rPr>
         <w:t>- Chăm chỉ: Hăng hái tham gia hoạt động tìm hiểu bài học, kiên trì thực hành theo hướng dẫn. (Đạt được thông qua Hoạt động 2, Hoạt động 3)</w:t>
       </w:r>
+      <w:r>
+        <w:rPr>
+          <w:rFonts w:ascii="Times New Roman" w:hAnsi="Times New Roman" w:cs="Times New Roman"/>
+          <w:i/>
+          <w:sz w:val="26"/>
+        </w:rPr>
+        <w:t xml:space="preserve"> (Tài liệu học tập: Khám phá bàn phím)</w:t>
+      </w:r>
     </w:p>
     <w:p>
       <w:pPr>
@@ -286,7 +314,7 @@
       </w:pPr>
       <w:r>
         <w:rPr>
-          <w:rFonts w:ascii="Times New Roman" w:hAnsi="Times New Roman" w:eastAsia="Times New Roman"/>
+          <w:rFonts w:ascii="Times New Roman" w:hAnsi="Times New Roman" w:eastAsia="Times New Roman" w:cs="Times New Roman"/>
           <w:b w:val="0"/>
           <w:i w:val="0"/>
           <w:sz w:val="26"/>
@@ -302,7 +330,7 @@
       </w:pPr>
       <w:r>
         <w:rPr>
-          <w:rFonts w:ascii="Times New Roman" w:hAnsi="Times New Roman" w:eastAsia="Times New Roman"/>
+          <w:rFonts w:ascii="Times New Roman" w:hAnsi="Times New Roman" w:eastAsia="Times New Roman" w:cs="Times New Roman"/>
           <w:b w:val="0"/>
           <w:i w:val="0"/>
           <w:sz w:val="26"/>
@@ -318,7 +346,7 @@
       </w:pPr>
       <w:r>
         <w:rPr>
-          <w:rFonts w:ascii="Times New Roman" w:hAnsi="Times New Roman" w:eastAsia="Times New Roman"/>
+          <w:rFonts w:ascii="Times New Roman" w:hAnsi="Times New Roman" w:eastAsia="Times New Roman" w:cs="Times New Roman"/>
           <w:b/>
           <w:i w:val="0"/>
           <w:sz w:val="26"/>
@@ -334,7 +362,7 @@
       </w:pPr>
       <w:r>
         <w:rPr>
-          <w:rFonts w:ascii="Times New Roman" w:hAnsi="Times New Roman" w:eastAsia="Times New Roman"/>
+          <w:rFonts w:ascii="Times New Roman" w:hAnsi="Times New Roman" w:eastAsia="Times New Roman" w:cs="Times New Roman"/>
           <w:b/>
           <w:i w:val="0"/>
           <w:sz w:val="26"/>
@@ -350,7 +378,7 @@
       </w:pPr>
       <w:r>
         <w:rPr>
-          <w:rFonts w:ascii="Times New Roman" w:hAnsi="Times New Roman" w:eastAsia="Times New Roman"/>
+          <w:rFonts w:ascii="Times New Roman" w:hAnsi="Times New Roman" w:eastAsia="Times New Roman" w:cs="Times New Roman"/>
           <w:b w:val="0"/>
           <w:i w:val="0"/>
           <w:sz w:val="26"/>
@@ -366,7 +394,7 @@
       </w:pPr>
       <w:r>
         <w:rPr>
-          <w:rFonts w:ascii="Times New Roman" w:hAnsi="Times New Roman" w:eastAsia="Times New Roman"/>
+          <w:rFonts w:ascii="Times New Roman" w:hAnsi="Times New Roman" w:eastAsia="Times New Roman" w:cs="Times New Roman"/>
           <w:b w:val="0"/>
           <w:i w:val="0"/>
           <w:sz w:val="26"/>
@@ -382,7 +410,7 @@
       </w:pPr>
       <w:r>
         <w:rPr>
-          <w:rFonts w:ascii="Times New Roman" w:hAnsi="Times New Roman" w:eastAsia="Times New Roman"/>
+          <w:rFonts w:ascii="Times New Roman" w:hAnsi="Times New Roman" w:eastAsia="Times New Roman" w:cs="Times New Roman"/>
           <w:b/>
           <w:i w:val="0"/>
           <w:sz w:val="26"/>
@@ -398,7 +426,7 @@
       </w:pPr>
       <w:r>
         <w:rPr>
-          <w:rFonts w:ascii="Times New Roman" w:hAnsi="Times New Roman" w:eastAsia="Times New Roman"/>
+          <w:rFonts w:ascii="Times New Roman" w:hAnsi="Times New Roman" w:eastAsia="Times New Roman" w:cs="Times New Roman"/>
           <w:b w:val="0"/>
           <w:i w:val="0"/>
           <w:sz w:val="26"/>
@@ -414,7 +442,7 @@
       </w:pPr>
       <w:r>
         <w:rPr>
-          <w:rFonts w:ascii="Times New Roman" w:hAnsi="Times New Roman" w:eastAsia="Times New Roman"/>
+          <w:rFonts w:ascii="Times New Roman" w:hAnsi="Times New Roman" w:eastAsia="Times New Roman" w:cs="Times New Roman"/>
           <w:b/>
           <w:i w:val="0"/>
           <w:sz w:val="26"/>
@@ -430,7 +458,7 @@
       </w:pPr>
       <w:r>
         <w:rPr>
-          <w:rFonts w:ascii="Times New Roman" w:hAnsi="Times New Roman" w:eastAsia="Times New Roman"/>
+          <w:rFonts w:ascii="Times New Roman" w:hAnsi="Times New Roman" w:eastAsia="Times New Roman" w:cs="Times New Roman"/>
           <w:b w:val="0"/>
           <w:i w:val="0"/>
           <w:sz w:val="26"/>
@@ -446,7 +474,7 @@
       </w:pPr>
       <w:r>
         <w:rPr>
-          <w:rFonts w:ascii="Times New Roman" w:hAnsi="Times New Roman" w:eastAsia="Times New Roman"/>
+          <w:rFonts w:ascii="Times New Roman" w:hAnsi="Times New Roman" w:eastAsia="Times New Roman" w:cs="Times New Roman"/>
           <w:b w:val="0"/>
           <w:i w:val="0"/>
           <w:sz w:val="26"/>
@@ -456,13 +484,87 @@
     </w:p>
     <w:p>
       <w:pPr>
+        <w:spacing w:before="80" w:after="40"/>
+        <w:ind w:left="360" w:firstLine="0"/>
+      </w:pPr>
+      <w:r>
+        <w:rPr>
+          <w:rFonts w:ascii="Times New Roman" w:hAnsi="Times New Roman" w:cs="Times New Roman"/>
+          <w:b/>
+          <w:sz w:val="26"/>
+        </w:rPr>
+        <w:t>2.4. Năng lực Trí tuệ nhân tạo (AI) được phát triển:</w:t>
+      </w:r>
+    </w:p>
+    <w:p>
+      <w:pPr>
+        <w:spacing w:before="40" w:after="40"/>
+        <w:ind w:left="720" w:hanging="360"/>
+      </w:pPr>
+      <w:r>
+        <w:rPr>
+          <w:rFonts w:ascii="Times New Roman" w:hAnsi="Times New Roman" w:cs="Times New Roman"/>
+          <w:b w:val="0"/>
+          <w:sz w:val="26"/>
+        </w:rPr>
+        <w:t xml:space="preserve">- </w:t>
+      </w:r>
+      <w:r>
+        <w:rPr>
+          <w:rFonts w:ascii="Times New Roman" w:hAnsi="Times New Roman" w:cs="Times New Roman"/>
+          <w:b/>
+          <w:sz w:val="26"/>
+        </w:rPr>
+        <w:t xml:space="preserve">1.A1.1: </w:t>
+      </w:r>
+      <w:r>
+        <w:rPr>
+          <w:rFonts w:ascii="Times New Roman" w:hAnsi="Times New Roman" w:cs="Times New Roman"/>
+          <w:b w:val="0"/>
+          <w:sz w:val="26"/>
+        </w:rPr>
+        <w:t>Nhận biết được rằng thiết bị công nghệ và AI là do con người tạo ra để hỗ trợ việc học tập và vui chơi (Đạt được thông qua Hoạt động 2).</w:t>
+      </w:r>
+    </w:p>
+    <w:p>
+      <w:pPr>
+        <w:spacing w:before="40" w:after="40"/>
+        <w:ind w:left="720" w:hanging="360"/>
+      </w:pPr>
+      <w:r>
+        <w:rPr>
+          <w:rFonts w:ascii="Times New Roman" w:hAnsi="Times New Roman" w:cs="Times New Roman"/>
+          <w:b w:val="0"/>
+          <w:sz w:val="26"/>
+        </w:rPr>
+        <w:t xml:space="preserve">- </w:t>
+      </w:r>
+      <w:r>
+        <w:rPr>
+          <w:rFonts w:ascii="Times New Roman" w:hAnsi="Times New Roman" w:cs="Times New Roman"/>
+          <w:b/>
+          <w:sz w:val="26"/>
+        </w:rPr>
+        <w:t xml:space="preserve">1.C1.1: </w:t>
+      </w:r>
+      <w:r>
+        <w:rPr>
+          <w:rFonts w:ascii="Times New Roman" w:hAnsi="Times New Roman" w:cs="Times New Roman"/>
+          <w:b w:val="0"/>
+          <w:sz w:val="26"/>
+        </w:rPr>
+        <w:t>Làm quen với bàn phím như một phương tiện để giao tiếp và ra lệnh cho máy tính (Đạt được thông qua Hoạt động 2, Hoạt động 3).</w:t>
+      </w:r>
+    </w:p>
+    <w:p>
+      <w:pPr>
         <w:spacing w:line="360" w:lineRule="auto" w:after="60" w:before="0"/>
         <w:ind w:firstLine="0"/>
         <w:jc w:val="both"/>
       </w:pPr>
       <w:r>
         <w:rPr>
-          <w:rFonts w:ascii="Times New Roman" w:hAnsi="Times New Roman" w:eastAsia="Times New Roman"/>
+          <w:rFonts w:ascii="Times New Roman" w:hAnsi="Times New Roman" w:eastAsia="Times New Roman" w:cs="Times New Roman"/>
           <w:b/>
           <w:i w:val="0"/>
           <w:sz w:val="26"/>
@@ -478,7 +580,7 @@
       </w:pPr>
       <w:r>
         <w:rPr>
-          <w:rFonts w:ascii="Times New Roman" w:hAnsi="Times New Roman" w:eastAsia="Times New Roman"/>
+          <w:rFonts w:ascii="Times New Roman" w:hAnsi="Times New Roman" w:eastAsia="Times New Roman" w:cs="Times New Roman"/>
           <w:b w:val="0"/>
           <w:i w:val="0"/>
           <w:sz w:val="26"/>
@@ -494,7 +596,7 @@
       </w:pPr>
       <w:r>
         <w:rPr>
-          <w:rFonts w:ascii="Times New Roman" w:hAnsi="Times New Roman" w:eastAsia="Times New Roman"/>
+          <w:rFonts w:ascii="Times New Roman" w:hAnsi="Times New Roman" w:eastAsia="Times New Roman" w:cs="Times New Roman"/>
           <w:b w:val="0"/>
           <w:i w:val="0"/>
           <w:sz w:val="26"/>
@@ -510,7 +612,7 @@
       </w:pPr>
       <w:r>
         <w:rPr>
-          <w:rFonts w:ascii="Times New Roman" w:hAnsi="Times New Roman" w:eastAsia="Times New Roman"/>
+          <w:rFonts w:ascii="Times New Roman" w:hAnsi="Times New Roman" w:eastAsia="Times New Roman" w:cs="Times New Roman"/>
           <w:b/>
           <w:i w:val="0"/>
           <w:sz w:val="26"/>
@@ -526,7 +628,7 @@
       </w:pPr>
       <w:r>
         <w:rPr>
-          <w:rFonts w:ascii="Times New Roman" w:hAnsi="Times New Roman" w:eastAsia="Times New Roman"/>
+          <w:rFonts w:ascii="Times New Roman" w:hAnsi="Times New Roman" w:eastAsia="Times New Roman" w:cs="Times New Roman"/>
           <w:b w:val="0"/>
           <w:i w:val="0"/>
           <w:sz w:val="26"/>
@@ -542,7 +644,7 @@
       </w:pPr>
       <w:r>
         <w:rPr>
-          <w:rFonts w:ascii="Times New Roman" w:hAnsi="Times New Roman" w:eastAsia="Times New Roman"/>
+          <w:rFonts w:ascii="Times New Roman" w:hAnsi="Times New Roman" w:eastAsia="Times New Roman" w:cs="Times New Roman"/>
           <w:b w:val="0"/>
           <w:i w:val="0"/>
           <w:sz w:val="26"/>
@@ -558,7 +660,7 @@
       </w:pPr>
       <w:r>
         <w:rPr>
-          <w:rFonts w:ascii="Times New Roman" w:hAnsi="Times New Roman" w:eastAsia="Times New Roman"/>
+          <w:rFonts w:ascii="Times New Roman" w:hAnsi="Times New Roman" w:eastAsia="Times New Roman" w:cs="Times New Roman"/>
           <w:b/>
           <w:i w:val="0"/>
           <w:sz w:val="26"/>
@@ -600,10 +702,15 @@
               <w:spacing w:line="360" w:lineRule="auto" w:after="40"/>
               <w:jc w:val="center"/>
             </w:pPr>
-            <w:r/>
-            <w:r>
-              <w:rPr>
-                <w:rFonts w:ascii="Times New Roman" w:hAnsi="Times New Roman" w:eastAsia="Times New Roman"/>
+            <w:r>
+              <w:rPr>
+                <w:rFonts w:ascii="Times New Roman" w:hAnsi="Times New Roman" w:cs="Times New Roman"/>
+                <w:sz w:val="26"/>
+              </w:rPr>
+            </w:r>
+            <w:r>
+              <w:rPr>
+                <w:rFonts w:ascii="Times New Roman" w:hAnsi="Times New Roman" w:eastAsia="Times New Roman" w:cs="Times New Roman"/>
                 <w:b/>
                 <w:i w:val="0"/>
                 <w:sz w:val="26"/>
@@ -627,10 +734,15 @@
               <w:spacing w:line="360" w:lineRule="auto" w:after="40"/>
               <w:jc w:val="center"/>
             </w:pPr>
-            <w:r/>
-            <w:r>
-              <w:rPr>
-                <w:rFonts w:ascii="Times New Roman" w:hAnsi="Times New Roman" w:eastAsia="Times New Roman"/>
+            <w:r>
+              <w:rPr>
+                <w:rFonts w:ascii="Times New Roman" w:hAnsi="Times New Roman" w:cs="Times New Roman"/>
+                <w:sz w:val="26"/>
+              </w:rPr>
+            </w:r>
+            <w:r>
+              <w:rPr>
+                <w:rFonts w:ascii="Times New Roman" w:hAnsi="Times New Roman" w:eastAsia="Times New Roman" w:cs="Times New Roman"/>
                 <w:b/>
                 <w:i w:val="0"/>
                 <w:sz w:val="26"/>
@@ -657,7 +769,6 @@
               <w:spacing w:line="360" w:lineRule="auto" w:after="40"/>
               <w:jc w:val="left"/>
             </w:pPr>
-            <w:r/>
             <w:r>
               <w:rPr>
                 <w:rFonts w:ascii="Times New Roman" w:hAnsi="Times New Roman" w:eastAsia="Times New Roman"/>
@@ -669,18 +780,25 @@
             </w:r>
           </w:p>
           <w:p>
-            <w:pPr>
-              <w:spacing w:line="360" w:lineRule="auto" w:after="40"/>
-              <w:jc w:val="left"/>
-            </w:pPr>
             <w:r>
               <w:rPr>
                 <w:rFonts w:ascii="Times New Roman" w:hAnsi="Times New Roman" w:eastAsia="Times New Roman"/>
                 <w:b/>
-                <w:i w:val="0"/>
-                <w:sz w:val="26"/>
-              </w:rPr>
-              <w:t>*Mục tiêu: Kích hoạt hứng thú, tạo tình huống kết nối vào bài học Khám phá bàn phím.</w:t>
+                <w:i/>
+                <w:sz w:val="26"/>
+              </w:rPr>
+              <w:t>*Mục tiêu: Tạo hứng thú, dẫn dắt các con vào hoạt động khám phá bàn phím.</w:t>
+            </w:r>
+          </w:p>
+          <w:p>
+            <w:r>
+              <w:rPr>
+                <w:rFonts w:ascii="Times New Roman" w:hAnsi="Times New Roman" w:eastAsia="Times New Roman"/>
+                <w:b/>
+                <w:i w:val="0"/>
+                <w:sz w:val="26"/>
+              </w:rPr>
+              <w:t>* Ghi nhớ / Chốt kiến thức: Bàn phím là thiết bị giúp em gõ chữ, số vào máy tính. Bàn phím có nhiều phím: phím chữ cái, phím số, phím cách, phím Enter.</w:t>
             </w:r>
           </w:p>
         </w:tc>
@@ -701,22 +819,38 @@
               <w:spacing w:line="360" w:lineRule="auto" w:after="40"/>
               <w:jc w:val="left"/>
             </w:pPr>
-            <w:r/>
-            <w:r>
-              <w:rPr>
-                <w:rFonts w:ascii="Times New Roman" w:hAnsi="Times New Roman" w:eastAsia="Times New Roman"/>
-                <w:b w:val="0"/>
-                <w:i w:val="0"/>
-                <w:sz w:val="26"/>
-              </w:rPr>
-              <w:t>GV: Chiếu hình ảnh/video liên quan đến Khám phá bàn phím. Đặt câu hỏi gợi mở.</w:t>
-            </w:r>
-          </w:p>
-          <w:p>
-            <w:pPr>
-              <w:spacing w:line="360" w:lineRule="auto" w:after="40"/>
-              <w:jc w:val="left"/>
-            </w:pPr>
+            <w:r>
+              <w:rPr>
+                <w:rFonts w:ascii="Times New Roman" w:hAnsi="Times New Roman" w:eastAsia="Times New Roman"/>
+                <w:b w:val="0"/>
+                <w:i w:val="0"/>
+                <w:sz w:val="26"/>
+              </w:rPr>
+            </w:r>
+          </w:p>
+          <w:p>
+            <w:r>
+              <w:rPr>
+                <w:rFonts w:ascii="Times New Roman" w:hAnsi="Times New Roman" w:eastAsia="Times New Roman"/>
+                <w:b w:val="0"/>
+                <w:i w:val="0"/>
+                <w:sz w:val="26"/>
+              </w:rPr>
+              <w:t>GV: Chiếu hình ảnh bàn phím máy tính lớn lên tivi.</w:t>
+            </w:r>
+          </w:p>
+          <w:p>
+            <w:r>
+              <w:rPr>
+                <w:rFonts w:ascii="Times New Roman" w:hAnsi="Times New Roman" w:eastAsia="Times New Roman"/>
+                <w:b w:val="0"/>
+                <w:i w:val="0"/>
+                <w:sz w:val="26"/>
+              </w:rPr>
+              <w:t>- GV hỏi: Các con ơi, đây là gì? Các con đã nhìn thấy cái này ở đâu chưa?</w:t>
+            </w:r>
+          </w:p>
+          <w:p>
             <w:r>
               <w:rPr>
                 <w:rFonts w:ascii="Times New Roman" w:hAnsi="Times New Roman" w:eastAsia="Times New Roman"/>
@@ -728,63 +862,14 @@
             </w:r>
           </w:p>
           <w:p>
-            <w:pPr>
-              <w:spacing w:line="360" w:lineRule="auto" w:after="40"/>
-              <w:jc w:val="left"/>
-            </w:pPr>
-            <w:r>
-              <w:rPr>
-                <w:rFonts w:ascii="Times New Roman" w:hAnsi="Times New Roman" w:eastAsia="Times New Roman"/>
-                <w:b w:val="0"/>
-                <w:i w:val="0"/>
-                <w:sz w:val="26"/>
-              </w:rPr>
-              <w:t>- GV nhận xét, dẫn dắt vào bài mới.</w:t>
-            </w:r>
-          </w:p>
-          <w:p>
-            <w:pPr>
-              <w:spacing w:line="360" w:lineRule="auto" w:after="40"/>
-              <w:jc w:val="left"/>
-            </w:pPr>
-            <w:r>
-              <w:rPr>
-                <w:rFonts w:ascii="Times New Roman" w:hAnsi="Times New Roman" w:eastAsia="Times New Roman"/>
-                <w:b w:val="0"/>
-                <w:i w:val="0"/>
-                <w:sz w:val="26"/>
-              </w:rPr>
-              <w:t>HS: Quan sát, suy nghĩ, trả lời câu hỏi.</w:t>
-            </w:r>
-          </w:p>
-          <w:p>
-            <w:pPr>
-              <w:spacing w:line="360" w:lineRule="auto" w:after="40"/>
-              <w:jc w:val="left"/>
-            </w:pPr>
-            <w:r>
-              <w:rPr>
-                <w:rFonts w:ascii="Times New Roman" w:hAnsi="Times New Roman" w:eastAsia="Times New Roman"/>
-                <w:b w:val="0"/>
-                <w:i w:val="0"/>
-                <w:sz w:val="26"/>
-              </w:rPr>
-              <w:t>- Thảo luận nhanh nhóm đôi.</w:t>
-            </w:r>
-          </w:p>
-          <w:p>
-            <w:pPr>
-              <w:spacing w:line="360" w:lineRule="auto" w:after="40"/>
-              <w:jc w:val="left"/>
-            </w:pPr>
-            <w:r>
-              <w:rPr>
-                <w:rFonts w:ascii="Times New Roman" w:hAnsi="Times New Roman" w:eastAsia="Times New Roman"/>
-                <w:b w:val="0"/>
-                <w:i w:val="0"/>
-                <w:sz w:val="26"/>
-              </w:rPr>
-              <w:t>- Mở SGK chuẩn bị bài.</w:t>
+            <w:r>
+              <w:rPr>
+                <w:rFonts w:ascii="Times New Roman" w:hAnsi="Times New Roman" w:eastAsia="Times New Roman"/>
+                <w:b w:val="0"/>
+                <w:i w:val="0"/>
+                <w:sz w:val="26"/>
+              </w:rPr>
+              <w:t>- GV dẫn dắt: Hôm nay cô/thầy sẽ cùng các con khám phá bàn phím nhé!</w:t>
             </w:r>
           </w:p>
         </w:tc>
@@ -803,7 +888,16 @@
               <w:spacing w:line="360" w:lineRule="auto" w:after="40"/>
               <w:jc w:val="left"/>
             </w:pPr>
-            <w:r/>
+            <w:r>
+              <w:rPr>
+                <w:rFonts w:ascii="Times New Roman" w:hAnsi="Times New Roman" w:eastAsia="Times New Roman"/>
+                <w:b w:val="0"/>
+                <w:i w:val="0"/>
+                <w:sz w:val="26"/>
+              </w:rPr>
+            </w:r>
+          </w:p>
+          <w:p>
             <w:r>
               <w:rPr>
                 <w:rFonts w:ascii="Times New Roman" w:hAnsi="Times New Roman" w:eastAsia="Times New Roman"/>
@@ -815,18 +909,25 @@
             </w:r>
           </w:p>
           <w:p>
-            <w:pPr>
-              <w:spacing w:line="360" w:lineRule="auto" w:after="40"/>
-              <w:jc w:val="left"/>
-            </w:pPr>
-            <w:r>
-              <w:rPr>
-                <w:rFonts w:ascii="Times New Roman" w:hAnsi="Times New Roman" w:eastAsia="Times New Roman"/>
-                <w:b w:val="0"/>
-                <w:i w:val="0"/>
-                <w:sz w:val="26"/>
-              </w:rPr>
-              <w:t>HS hứng thú với nội dung mới.</w:t>
+            <w:r>
+              <w:rPr>
+                <w:rFonts w:ascii="Times New Roman" w:hAnsi="Times New Roman" w:eastAsia="Times New Roman"/>
+                <w:b w:val="0"/>
+                <w:i w:val="0"/>
+                <w:sz w:val="26"/>
+              </w:rPr>
+              <w:t>- HS trả lời: Đây là bàn phím! Con thấy ở phòng máy tính / ở nhà / ở cửa hàng.</w:t>
+            </w:r>
+          </w:p>
+          <w:p>
+            <w:r>
+              <w:rPr>
+                <w:rFonts w:ascii="Times New Roman" w:hAnsi="Times New Roman" w:eastAsia="Times New Roman"/>
+                <w:b w:val="0"/>
+                <w:i w:val="0"/>
+                <w:sz w:val="26"/>
+              </w:rPr>
+              <w:t>- HS hào hứng, tập trung.</w:t>
             </w:r>
           </w:p>
         </w:tc>
@@ -848,7 +949,6 @@
               <w:spacing w:line="360" w:lineRule="auto" w:after="40"/>
               <w:jc w:val="left"/>
             </w:pPr>
-            <w:r/>
             <w:r>
               <w:rPr>
                 <w:rFonts w:ascii="Times New Roman" w:hAnsi="Times New Roman" w:eastAsia="Times New Roman"/>
@@ -860,18 +960,24 @@
             </w:r>
           </w:p>
           <w:p>
-            <w:pPr>
-              <w:spacing w:line="360" w:lineRule="auto" w:after="40"/>
-              <w:jc w:val="left"/>
-            </w:pPr>
             <w:r>
               <w:rPr>
                 <w:rFonts w:ascii="Times New Roman" w:hAnsi="Times New Roman" w:eastAsia="Times New Roman"/>
                 <w:b/>
-                <w:i w:val="0"/>
-                <w:sz w:val="26"/>
-              </w:rPr>
-              <w:t>*Mục tiêu: HS nắm được các khái niệm, quy trình và thao tác kỹ thuật của bài Khám phá bàn phím.</w:t>
+                <w:i/>
+                <w:sz w:val="26"/>
+              </w:rPr>
+              <w:t>*Mục tiêu: HS nhận biết được bàn phím, biết các nhóm phím cơ bản: phím chữ cái, phím số, phím cách (Space), phím Enter.</w:t>
+            </w:r>
+          </w:p>
+          <w:p>
+            <w:r>
+              <w:rPr>
+                <w:rFonts w:ascii="Times New Roman" w:hAnsi="Times New Roman" w:eastAsia="Times New Roman"/>
+                <w:b w:val="0"/>
+                <w:i w:val="0"/>
+                <w:sz w:val="26"/>
+              </w:rPr>
             </w:r>
           </w:p>
         </w:tc>
@@ -892,90 +998,200 @@
               <w:spacing w:line="360" w:lineRule="auto" w:after="40"/>
               <w:jc w:val="left"/>
             </w:pPr>
-            <w:r/>
-            <w:r>
-              <w:rPr>
-                <w:rFonts w:ascii="Times New Roman" w:hAnsi="Times New Roman" w:eastAsia="Times New Roman"/>
-                <w:b w:val="0"/>
-                <w:i w:val="0"/>
-                <w:sz w:val="26"/>
-              </w:rPr>
-              <w:t>GV: Hướng dẫn HS đọc SGK, trình chiếu thao tác mẫu.</w:t>
-            </w:r>
-          </w:p>
-          <w:p>
-            <w:pPr>
-              <w:spacing w:line="360" w:lineRule="auto" w:after="40"/>
-              <w:jc w:val="left"/>
-            </w:pPr>
-            <w:r>
-              <w:rPr>
-                <w:rFonts w:ascii="Times New Roman" w:hAnsi="Times New Roman" w:eastAsia="Times New Roman"/>
-                <w:b w:val="0"/>
-                <w:i w:val="0"/>
-                <w:sz w:val="26"/>
-              </w:rPr>
-              <w:t>- Nhấn mạnh các lưu ý và lỗi thường gặp.</w:t>
-            </w:r>
-          </w:p>
-          <w:p>
-            <w:pPr>
-              <w:spacing w:line="360" w:lineRule="auto" w:after="40"/>
-              <w:jc w:val="left"/>
-            </w:pPr>
-            <w:r>
-              <w:rPr>
-                <w:rFonts w:ascii="Times New Roman" w:hAnsi="Times New Roman" w:eastAsia="Times New Roman"/>
-                <w:b w:val="0"/>
-                <w:i w:val="0"/>
-                <w:sz w:val="26"/>
-              </w:rPr>
-              <w:t>- Gọi HS lên thực hiện lại thao tác mẫu.</w:t>
-            </w:r>
-          </w:p>
-          <w:p>
-            <w:pPr>
-              <w:spacing w:line="360" w:lineRule="auto" w:after="40"/>
-              <w:jc w:val="left"/>
-            </w:pPr>
-            <w:r>
-              <w:rPr>
-                <w:rFonts w:ascii="Times New Roman" w:hAnsi="Times New Roman" w:eastAsia="Times New Roman"/>
-                <w:b w:val="0"/>
-                <w:i w:val="0"/>
-                <w:sz w:val="26"/>
-              </w:rPr>
-              <w:t>HS: Theo dõi hướng dẫn, ghi chép kiến thức.</w:t>
-            </w:r>
-          </w:p>
-          <w:p>
-            <w:pPr>
-              <w:spacing w:line="360" w:lineRule="auto" w:after="40"/>
-              <w:jc w:val="left"/>
-            </w:pPr>
-            <w:r>
-              <w:rPr>
-                <w:rFonts w:ascii="Times New Roman" w:hAnsi="Times New Roman" w:eastAsia="Times New Roman"/>
-                <w:b w:val="0"/>
-                <w:i w:val="0"/>
-                <w:sz w:val="26"/>
-              </w:rPr>
-              <w:t>- Đặt câu hỏi khi chưa hiểu.</w:t>
-            </w:r>
-          </w:p>
-          <w:p>
-            <w:pPr>
-              <w:spacing w:line="360" w:lineRule="auto" w:after="40"/>
-              <w:jc w:val="left"/>
-            </w:pPr>
-            <w:r>
-              <w:rPr>
-                <w:rFonts w:ascii="Times New Roman" w:hAnsi="Times New Roman" w:eastAsia="Times New Roman"/>
-                <w:b w:val="0"/>
-                <w:i w:val="0"/>
-                <w:sz w:val="26"/>
-              </w:rPr>
-              <w:t>- Thực hiện thao tác mẫu khi được gọi.</w:t>
+            <w:r>
+              <w:rPr>
+                <w:rFonts w:ascii="Times New Roman" w:hAnsi="Times New Roman" w:eastAsia="Times New Roman"/>
+                <w:b/>
+                <w:i/>
+                <w:sz w:val="26"/>
+              </w:rPr>
+              <w:t>Nội dung 1: Nhận biết bàn phím (8 phút)</w:t>
+            </w:r>
+          </w:p>
+          <w:p>
+            <w:r>
+              <w:rPr>
+                <w:rFonts w:ascii="Times New Roman" w:hAnsi="Times New Roman" w:eastAsia="Times New Roman"/>
+                <w:b w:val="0"/>
+                <w:i w:val="0"/>
+                <w:sz w:val="26"/>
+              </w:rPr>
+              <w:t>GV: Phát cho mỗi bàn 1 bàn phím (hoặc chiếu ảnh bàn phím to).</w:t>
+            </w:r>
+          </w:p>
+          <w:p>
+            <w:r>
+              <w:rPr>
+                <w:rFonts w:ascii="Times New Roman" w:hAnsi="Times New Roman" w:eastAsia="Times New Roman"/>
+                <w:b w:val="0"/>
+                <w:i w:val="0"/>
+                <w:sz w:val="26"/>
+              </w:rPr>
+              <w:t>- GV chỉ vào từng vùng và giới thiệu:</w:t>
+            </w:r>
+          </w:p>
+          <w:p>
+            <w:r>
+              <w:rPr>
+                <w:rFonts w:ascii="Times New Roman" w:hAnsi="Times New Roman" w:eastAsia="Times New Roman"/>
+                <w:b w:val="0"/>
+                <w:i w:val="0"/>
+                <w:sz w:val="26"/>
+              </w:rPr>
+              <w:t xml:space="preserve">  + Phím chữ cái: A, B, C, D... (GV chỉ vùng chữ cái).</w:t>
+            </w:r>
+          </w:p>
+          <w:p>
+            <w:r>
+              <w:rPr>
+                <w:rFonts w:ascii="Times New Roman" w:hAnsi="Times New Roman" w:eastAsia="Times New Roman"/>
+                <w:b w:val="0"/>
+                <w:i w:val="0"/>
+                <w:sz w:val="26"/>
+              </w:rPr>
+              <w:t xml:space="preserve">  + Phím số: 0, 1, 2, 3... (GV chỉ hàng số phía trên).</w:t>
+            </w:r>
+          </w:p>
+          <w:p>
+            <w:r>
+              <w:rPr>
+                <w:rFonts w:ascii="Times New Roman" w:hAnsi="Times New Roman" w:eastAsia="Times New Roman"/>
+                <w:b w:val="0"/>
+                <w:i w:val="0"/>
+                <w:sz w:val="26"/>
+              </w:rPr>
+              <w:t xml:space="preserve">  + Phím cách (Space): Phím dài nhất ở dưới cùng – dùng để tạo khoảng trống giữa các từ.</w:t>
+            </w:r>
+          </w:p>
+          <w:p>
+            <w:r>
+              <w:rPr>
+                <w:rFonts w:ascii="Times New Roman" w:hAnsi="Times New Roman" w:eastAsia="Times New Roman"/>
+                <w:b w:val="0"/>
+                <w:i w:val="0"/>
+                <w:sz w:val="26"/>
+              </w:rPr>
+              <w:t xml:space="preserve">  + Phím Enter: Dùng để xuống dòng.</w:t>
+            </w:r>
+          </w:p>
+          <w:p>
+            <w:r>
+              <w:rPr>
+                <w:rFonts w:ascii="Times New Roman" w:hAnsi="Times New Roman" w:eastAsia="Times New Roman"/>
+                <w:b w:val="0"/>
+                <w:i w:val="0"/>
+                <w:sz w:val="26"/>
+              </w:rPr>
+              <w:t>- GV cho HS chơi: GV nói tên phím → HS chỉ vào phím đó trên bàn phím.</w:t>
+            </w:r>
+          </w:p>
+          <w:p>
+            <w:r>
+              <w:rPr>
+                <w:rFonts w:ascii="Times New Roman" w:hAnsi="Times New Roman" w:eastAsia="Times New Roman"/>
+                <w:b w:val="0"/>
+                <w:i w:val="0"/>
+                <w:sz w:val="26"/>
+              </w:rPr>
+              <w:t>- GV nhận xét, tuyên dương.</w:t>
+            </w:r>
+          </w:p>
+          <w:p>
+            <w:r>
+              <w:rPr>
+                <w:rFonts w:ascii="Times New Roman" w:hAnsi="Times New Roman" w:eastAsia="Times New Roman"/>
+                <w:b w:val="0"/>
+                <w:i w:val="0"/>
+                <w:sz w:val="26"/>
+              </w:rPr>
+            </w:r>
+          </w:p>
+          <w:p>
+            <w:r>
+              <w:rPr>
+                <w:rFonts w:ascii="Times New Roman" w:hAnsi="Times New Roman" w:eastAsia="Times New Roman"/>
+                <w:b/>
+                <w:i/>
+                <w:sz w:val="26"/>
+              </w:rPr>
+              <w:t>Nội dung 2: Thực hành tìm phím (7 phút)</w:t>
+            </w:r>
+          </w:p>
+          <w:p>
+            <w:r>
+              <w:rPr>
+                <w:rFonts w:ascii="Times New Roman" w:hAnsi="Times New Roman" w:eastAsia="Times New Roman"/>
+                <w:b w:val="0"/>
+                <w:i w:val="0"/>
+                <w:sz w:val="26"/>
+              </w:rPr>
+              <w:t>GV: Yêu cầu HS tìm và nhấn các phím theo yêu cầu:</w:t>
+            </w:r>
+          </w:p>
+          <w:p>
+            <w:r>
+              <w:rPr>
+                <w:rFonts w:ascii="Times New Roman" w:hAnsi="Times New Roman" w:eastAsia="Times New Roman"/>
+                <w:b w:val="0"/>
+                <w:i w:val="0"/>
+                <w:sz w:val="26"/>
+              </w:rPr>
+              <w:t xml:space="preserve">  + Tìm phím có chữ cái đầu tiên của tên mình.</w:t>
+            </w:r>
+          </w:p>
+          <w:p>
+            <w:r>
+              <w:rPr>
+                <w:rFonts w:ascii="Times New Roman" w:hAnsi="Times New Roman" w:eastAsia="Times New Roman"/>
+                <w:b w:val="0"/>
+                <w:i w:val="0"/>
+                <w:sz w:val="26"/>
+              </w:rPr>
+              <w:t xml:space="preserve">  + Tìm phím số tuổi của mình.</w:t>
+            </w:r>
+          </w:p>
+          <w:p>
+            <w:r>
+              <w:rPr>
+                <w:rFonts w:ascii="Times New Roman" w:hAnsi="Times New Roman" w:eastAsia="Times New Roman"/>
+                <w:b w:val="0"/>
+                <w:i w:val="0"/>
+                <w:sz w:val="26"/>
+              </w:rPr>
+              <w:t xml:space="preserve">  + Nhấn phím cách (Space) và quan sát con trỏ di chuyển.</w:t>
+            </w:r>
+          </w:p>
+          <w:p>
+            <w:r>
+              <w:rPr>
+                <w:rFonts w:ascii="Times New Roman" w:hAnsi="Times New Roman" w:eastAsia="Times New Roman"/>
+                <w:b w:val="0"/>
+                <w:i w:val="0"/>
+                <w:sz w:val="26"/>
+              </w:rPr>
+              <w:t xml:space="preserve">  + Nhấn phím Enter và quan sát con trỏ xuống dòng.</w:t>
+            </w:r>
+          </w:p>
+          <w:p>
+            <w:r>
+              <w:rPr>
+                <w:rFonts w:ascii="Times New Roman" w:hAnsi="Times New Roman" w:eastAsia="Times New Roman"/>
+                <w:b w:val="0"/>
+                <w:i w:val="0"/>
+                <w:sz w:val="26"/>
+              </w:rPr>
+              <w:t>- GV quan sát, hỗ trợ HS gặp khó khăn.</w:t>
+            </w:r>
+          </w:p>
+          <w:p>
+            <w:r>
+              <w:rPr>
+                <w:rFonts w:ascii="Times New Roman" w:hAnsi="Times New Roman" w:eastAsia="Times New Roman"/>
+                <w:b w:val="0"/>
+                <w:i w:val="0"/>
+                <w:sz w:val="26"/>
+              </w:rPr>
+              <w:t>- GV chốt kiến thức: Bàn phím là thiết bị giúp em gõ chữ, số vào máy tính.</w:t>
             </w:r>
           </w:p>
         </w:tc>
@@ -994,30 +1210,112 @@
               <w:spacing w:line="360" w:lineRule="auto" w:after="40"/>
               <w:jc w:val="left"/>
             </w:pPr>
-            <w:r/>
-            <w:r>
-              <w:rPr>
-                <w:rFonts w:ascii="Times New Roman" w:hAnsi="Times New Roman" w:eastAsia="Times New Roman"/>
-                <w:b w:val="0"/>
-                <w:i w:val="0"/>
-                <w:sz w:val="26"/>
-              </w:rPr>
-              <w:t>HS ghi nhớ kiến thức chuẩn.</w:t>
-            </w:r>
-          </w:p>
-          <w:p>
-            <w:pPr>
-              <w:spacing w:line="360" w:lineRule="auto" w:after="40"/>
-              <w:jc w:val="left"/>
-            </w:pPr>
-            <w:r>
-              <w:rPr>
-                <w:rFonts w:ascii="Times New Roman" w:hAnsi="Times New Roman" w:eastAsia="Times New Roman"/>
-                <w:b w:val="0"/>
-                <w:i w:val="0"/>
-                <w:sz w:val="26"/>
-              </w:rPr>
-              <w:t>HS nắm được quy trình thao tác.</w:t>
+            <w:r>
+              <w:rPr>
+                <w:rFonts w:ascii="Times New Roman" w:hAnsi="Times New Roman" w:eastAsia="Times New Roman"/>
+                <w:b w:val="0"/>
+                <w:i w:val="0"/>
+                <w:sz w:val="26"/>
+              </w:rPr>
+              <w:t>- HS quan sát bàn phím, lắng nghe GV giới thiệu.</w:t>
+            </w:r>
+          </w:p>
+          <w:p>
+            <w:r>
+              <w:rPr>
+                <w:rFonts w:ascii="Times New Roman" w:hAnsi="Times New Roman" w:eastAsia="Times New Roman"/>
+                <w:b w:val="0"/>
+                <w:i w:val="0"/>
+                <w:sz w:val="26"/>
+              </w:rPr>
+              <w:t>- HS nhận biết: phím chữ cái (A-Z), phím số (0-9), phím cách (dài nhất), phím Enter.</w:t>
+            </w:r>
+          </w:p>
+          <w:p>
+            <w:r>
+              <w:rPr>
+                <w:rFonts w:ascii="Times New Roman" w:hAnsi="Times New Roman" w:eastAsia="Times New Roman"/>
+                <w:b w:val="0"/>
+                <w:i w:val="0"/>
+                <w:sz w:val="26"/>
+              </w:rPr>
+              <w:t>- HS tham gia trò chơi: GV nói → HS chỉ phím.</w:t>
+            </w:r>
+          </w:p>
+          <w:p>
+            <w:r>
+              <w:rPr>
+                <w:rFonts w:ascii="Times New Roman" w:hAnsi="Times New Roman" w:eastAsia="Times New Roman"/>
+                <w:b w:val="0"/>
+                <w:i w:val="0"/>
+                <w:sz w:val="26"/>
+              </w:rPr>
+            </w:r>
+          </w:p>
+          <w:p>
+            <w:r>
+              <w:rPr>
+                <w:rFonts w:ascii="Times New Roman" w:hAnsi="Times New Roman" w:eastAsia="Times New Roman"/>
+                <w:b w:val="0"/>
+                <w:i w:val="0"/>
+                <w:sz w:val="26"/>
+              </w:rPr>
+              <w:t>- HS thực hành:</w:t>
+            </w:r>
+          </w:p>
+          <w:p>
+            <w:r>
+              <w:rPr>
+                <w:rFonts w:ascii="Times New Roman" w:hAnsi="Times New Roman" w:eastAsia="Times New Roman"/>
+                <w:b w:val="0"/>
+                <w:i w:val="0"/>
+                <w:sz w:val="26"/>
+              </w:rPr>
+              <w:t xml:space="preserve">  + Tìm phím chữ cái đầu tên mình.</w:t>
+            </w:r>
+          </w:p>
+          <w:p>
+            <w:r>
+              <w:rPr>
+                <w:rFonts w:ascii="Times New Roman" w:hAnsi="Times New Roman" w:eastAsia="Times New Roman"/>
+                <w:b w:val="0"/>
+                <w:i w:val="0"/>
+                <w:sz w:val="26"/>
+              </w:rPr>
+              <w:t xml:space="preserve">  + Tìm phím số tuổi.</w:t>
+            </w:r>
+          </w:p>
+          <w:p>
+            <w:r>
+              <w:rPr>
+                <w:rFonts w:ascii="Times New Roman" w:hAnsi="Times New Roman" w:eastAsia="Times New Roman"/>
+                <w:b w:val="0"/>
+                <w:i w:val="0"/>
+                <w:sz w:val="26"/>
+              </w:rPr>
+              <w:t xml:space="preserve">  + Nhấn Space → thấy khoảng trống.</w:t>
+            </w:r>
+          </w:p>
+          <w:p>
+            <w:r>
+              <w:rPr>
+                <w:rFonts w:ascii="Times New Roman" w:hAnsi="Times New Roman" w:eastAsia="Times New Roman"/>
+                <w:b w:val="0"/>
+                <w:i w:val="0"/>
+                <w:sz w:val="26"/>
+              </w:rPr>
+              <w:t xml:space="preserve">  + Nhấn Enter → con trỏ xuống dòng.</w:t>
+            </w:r>
+          </w:p>
+          <w:p>
+            <w:r>
+              <w:rPr>
+                <w:rFonts w:ascii="Times New Roman" w:hAnsi="Times New Roman" w:eastAsia="Times New Roman"/>
+                <w:b w:val="0"/>
+                <w:i w:val="0"/>
+                <w:sz w:val="26"/>
+              </w:rPr>
+              <w:t>- HS ghi nhớ: Bàn phím giúp gõ chữ và số.</w:t>
             </w:r>
           </w:p>
         </w:tc>
@@ -1039,7 +1337,6 @@
               <w:spacing w:line="360" w:lineRule="auto" w:after="40"/>
               <w:jc w:val="left"/>
             </w:pPr>
-            <w:r/>
             <w:r>
               <w:rPr>
                 <w:rFonts w:ascii="Times New Roman" w:hAnsi="Times New Roman" w:eastAsia="Times New Roman"/>
@@ -1051,18 +1348,24 @@
             </w:r>
           </w:p>
           <w:p>
-            <w:pPr>
-              <w:spacing w:line="360" w:lineRule="auto" w:after="40"/>
-              <w:jc w:val="left"/>
-            </w:pPr>
             <w:r>
               <w:rPr>
                 <w:rFonts w:ascii="Times New Roman" w:hAnsi="Times New Roman" w:eastAsia="Times New Roman"/>
                 <w:b/>
-                <w:i w:val="0"/>
-                <w:sz w:val="26"/>
-              </w:rPr>
-              <w:t>*Mục tiêu: HS rèn kỹ năng thực hành trên máy tính.</w:t>
+                <w:i/>
+                <w:sz w:val="26"/>
+              </w:rPr>
+              <w:t>*Mục tiêu: HS rèn kỹ năng nhận biết và sử dụng các phím cơ bản.</w:t>
+            </w:r>
+          </w:p>
+          <w:p>
+            <w:r>
+              <w:rPr>
+                <w:rFonts w:ascii="Times New Roman" w:hAnsi="Times New Roman" w:eastAsia="Times New Roman"/>
+                <w:b w:val="0"/>
+                <w:i w:val="0"/>
+                <w:sz w:val="26"/>
+              </w:rPr>
             </w:r>
           </w:p>
         </w:tc>
@@ -1083,90 +1386,101 @@
               <w:spacing w:line="360" w:lineRule="auto" w:after="40"/>
               <w:jc w:val="left"/>
             </w:pPr>
-            <w:r/>
-            <w:r>
-              <w:rPr>
-                <w:rFonts w:ascii="Times New Roman" w:hAnsi="Times New Roman" w:eastAsia="Times New Roman"/>
-                <w:b w:val="0"/>
-                <w:i w:val="0"/>
-                <w:sz w:val="26"/>
-              </w:rPr>
-              <w:t>GV: Giao bài tập thực hành trên máy tính.</w:t>
-            </w:r>
-          </w:p>
-          <w:p>
-            <w:pPr>
-              <w:spacing w:line="360" w:lineRule="auto" w:after="40"/>
-              <w:jc w:val="left"/>
-            </w:pPr>
-            <w:r>
-              <w:rPr>
-                <w:rFonts w:ascii="Times New Roman" w:hAnsi="Times New Roman" w:eastAsia="Times New Roman"/>
-                <w:b w:val="0"/>
-                <w:i w:val="0"/>
-                <w:sz w:val="26"/>
-              </w:rPr>
-              <w:t>- Quan sát, hỗ trợ HS gặp khó khăn.</w:t>
-            </w:r>
-          </w:p>
-          <w:p>
-            <w:pPr>
-              <w:spacing w:line="360" w:lineRule="auto" w:after="40"/>
-              <w:jc w:val="left"/>
-            </w:pPr>
-            <w:r>
-              <w:rPr>
-                <w:rFonts w:ascii="Times New Roman" w:hAnsi="Times New Roman" w:eastAsia="Times New Roman"/>
-                <w:b w:val="0"/>
-                <w:i w:val="0"/>
-                <w:sz w:val="26"/>
-              </w:rPr>
-              <w:t>- Kiểm tra sản phẩm tại máy.</w:t>
-            </w:r>
-          </w:p>
-          <w:p>
-            <w:pPr>
-              <w:spacing w:line="360" w:lineRule="auto" w:after="40"/>
-              <w:jc w:val="left"/>
-            </w:pPr>
-            <w:r>
-              <w:rPr>
-                <w:rFonts w:ascii="Times New Roman" w:hAnsi="Times New Roman" w:eastAsia="Times New Roman"/>
-                <w:b w:val="0"/>
-                <w:i w:val="0"/>
-                <w:sz w:val="26"/>
-              </w:rPr>
-              <w:t>HS: Thực hành cá nhân trên máy tính.</w:t>
-            </w:r>
-          </w:p>
-          <w:p>
-            <w:pPr>
-              <w:spacing w:line="360" w:lineRule="auto" w:after="40"/>
-              <w:jc w:val="left"/>
-            </w:pPr>
-            <w:r>
-              <w:rPr>
-                <w:rFonts w:ascii="Times New Roman" w:hAnsi="Times New Roman" w:eastAsia="Times New Roman"/>
-                <w:b w:val="0"/>
-                <w:i w:val="0"/>
-                <w:sz w:val="26"/>
-              </w:rPr>
-              <w:t>- Trao đổi nhóm đôi khi gặp khó.</w:t>
-            </w:r>
-          </w:p>
-          <w:p>
-            <w:pPr>
-              <w:spacing w:line="360" w:lineRule="auto" w:after="40"/>
-              <w:jc w:val="left"/>
-            </w:pPr>
-            <w:r>
-              <w:rPr>
-                <w:rFonts w:ascii="Times New Roman" w:hAnsi="Times New Roman" w:eastAsia="Times New Roman"/>
-                <w:b w:val="0"/>
-                <w:i w:val="0"/>
-                <w:sz w:val="26"/>
-              </w:rPr>
-              <w:t>- Đối chiếu kết quả với bạn.</w:t>
+            <w:r>
+              <w:rPr>
+                <w:rFonts w:ascii="Times New Roman" w:hAnsi="Times New Roman" w:eastAsia="Times New Roman"/>
+                <w:b w:val="0"/>
+                <w:i w:val="0"/>
+                <w:sz w:val="26"/>
+              </w:rPr>
+              <w:t>GV: Tổ chức trò chơi "Phím nào đây?"</w:t>
+            </w:r>
+          </w:p>
+          <w:p>
+            <w:r>
+              <w:rPr>
+                <w:rFonts w:ascii="Times New Roman" w:hAnsi="Times New Roman" w:eastAsia="Times New Roman"/>
+                <w:b w:val="0"/>
+                <w:i w:val="0"/>
+                <w:sz w:val="26"/>
+              </w:rPr>
+              <w:t>- GV chiếu hình ảnh phím phóng to (hoặc dùng bàn phím thật).</w:t>
+            </w:r>
+          </w:p>
+          <w:p>
+            <w:r>
+              <w:rPr>
+                <w:rFonts w:ascii="Times New Roman" w:hAnsi="Times New Roman" w:eastAsia="Times New Roman"/>
+                <w:b w:val="0"/>
+                <w:i w:val="0"/>
+                <w:sz w:val="26"/>
+              </w:rPr>
+              <w:t>- GV hỏi: Phím này có chức năng gì?</w:t>
+            </w:r>
+          </w:p>
+          <w:p>
+            <w:r>
+              <w:rPr>
+                <w:rFonts w:ascii="Times New Roman" w:hAnsi="Times New Roman" w:eastAsia="Times New Roman"/>
+                <w:b w:val="0"/>
+                <w:i w:val="0"/>
+                <w:sz w:val="26"/>
+              </w:rPr>
+              <w:t>- HS giơ tay trả lời nhanh.</w:t>
+            </w:r>
+          </w:p>
+          <w:p>
+            <w:r>
+              <w:rPr>
+                <w:rFonts w:ascii="Times New Roman" w:hAnsi="Times New Roman" w:eastAsia="Times New Roman"/>
+                <w:b w:val="0"/>
+                <w:i w:val="0"/>
+                <w:sz w:val="26"/>
+              </w:rPr>
+              <w:t>- GV lặp lại với 5-6 phím khác nhau.</w:t>
+            </w:r>
+          </w:p>
+          <w:p>
+            <w:r>
+              <w:rPr>
+                <w:rFonts w:ascii="Times New Roman" w:hAnsi="Times New Roman" w:eastAsia="Times New Roman"/>
+                <w:b w:val="0"/>
+                <w:i w:val="0"/>
+                <w:sz w:val="26"/>
+              </w:rPr>
+            </w:r>
+          </w:p>
+          <w:p>
+            <w:r>
+              <w:rPr>
+                <w:rFonts w:ascii="Times New Roman" w:hAnsi="Times New Roman" w:eastAsia="Times New Roman"/>
+                <w:b w:val="0"/>
+                <w:i w:val="0"/>
+                <w:sz w:val="26"/>
+              </w:rPr>
+              <w:t>GV: Yêu cầu HS gõ tên mình bằng bàn phím (dùng Notepad hoặc phần mềm tập gõ).</w:t>
+            </w:r>
+          </w:p>
+          <w:p>
+            <w:r>
+              <w:rPr>
+                <w:rFonts w:ascii="Times New Roman" w:hAnsi="Times New Roman" w:eastAsia="Times New Roman"/>
+                <w:b w:val="0"/>
+                <w:i w:val="0"/>
+                <w:sz w:val="26"/>
+              </w:rPr>
+              <w:t>- GV quan sát, hỗ trợ.</w:t>
+            </w:r>
+          </w:p>
+          <w:p>
+            <w:r>
+              <w:rPr>
+                <w:rFonts w:ascii="Times New Roman" w:hAnsi="Times New Roman" w:eastAsia="Times New Roman"/>
+                <w:b w:val="0"/>
+                <w:i w:val="0"/>
+                <w:sz w:val="26"/>
+              </w:rPr>
+              <w:t>- GV nhận xét, tuyên dương.</w:t>
             </w:r>
           </w:p>
         </w:tc>
@@ -1185,30 +1499,89 @@
               <w:spacing w:line="360" w:lineRule="auto" w:after="40"/>
               <w:jc w:val="left"/>
             </w:pPr>
-            <w:r/>
-            <w:r>
-              <w:rPr>
-                <w:rFonts w:ascii="Times New Roman" w:hAnsi="Times New Roman" w:eastAsia="Times New Roman"/>
-                <w:b w:val="0"/>
-                <w:i w:val="0"/>
-                <w:sz w:val="26"/>
-              </w:rPr>
-              <w:t>Sản phẩm thực hành đạt yêu cầu.</w:t>
-            </w:r>
-          </w:p>
-          <w:p>
-            <w:pPr>
-              <w:spacing w:line="360" w:lineRule="auto" w:after="40"/>
-              <w:jc w:val="left"/>
-            </w:pPr>
-            <w:r>
-              <w:rPr>
-                <w:rFonts w:ascii="Times New Roman" w:hAnsi="Times New Roman" w:eastAsia="Times New Roman"/>
-                <w:b w:val="0"/>
-                <w:i w:val="0"/>
-                <w:sz w:val="26"/>
-              </w:rPr>
-              <w:t>HS tự tin thao tác trên máy.</w:t>
+            <w:r>
+              <w:rPr>
+                <w:rFonts w:ascii="Times New Roman" w:hAnsi="Times New Roman" w:eastAsia="Times New Roman"/>
+                <w:b w:val="0"/>
+                <w:i w:val="0"/>
+                <w:sz w:val="26"/>
+              </w:rPr>
+              <w:t>- HS tham gia trò chơi, trả lời nhanh:</w:t>
+            </w:r>
+          </w:p>
+          <w:p>
+            <w:r>
+              <w:rPr>
+                <w:rFonts w:ascii="Times New Roman" w:hAnsi="Times New Roman" w:eastAsia="Times New Roman"/>
+                <w:b w:val="0"/>
+                <w:i w:val="0"/>
+                <w:sz w:val="26"/>
+              </w:rPr>
+              <w:t xml:space="preserve">  + Phím cách → Tạo khoảng trống.</w:t>
+            </w:r>
+          </w:p>
+          <w:p>
+            <w:r>
+              <w:rPr>
+                <w:rFonts w:ascii="Times New Roman" w:hAnsi="Times New Roman" w:eastAsia="Times New Roman"/>
+                <w:b w:val="0"/>
+                <w:i w:val="0"/>
+                <w:sz w:val="26"/>
+              </w:rPr>
+              <w:t xml:space="preserve">  + Phím Enter → Xuống dòng.</w:t>
+            </w:r>
+          </w:p>
+          <w:p>
+            <w:r>
+              <w:rPr>
+                <w:rFonts w:ascii="Times New Roman" w:hAnsi="Times New Roman" w:eastAsia="Times New Roman"/>
+                <w:b w:val="0"/>
+                <w:i w:val="0"/>
+                <w:sz w:val="26"/>
+              </w:rPr>
+              <w:t xml:space="preserve">  + Phím A → Gõ chữ A.</w:t>
+            </w:r>
+          </w:p>
+          <w:p>
+            <w:r>
+              <w:rPr>
+                <w:rFonts w:ascii="Times New Roman" w:hAnsi="Times New Roman" w:eastAsia="Times New Roman"/>
+                <w:b w:val="0"/>
+                <w:i w:val="0"/>
+                <w:sz w:val="26"/>
+              </w:rPr>
+            </w:r>
+          </w:p>
+          <w:p>
+            <w:r>
+              <w:rPr>
+                <w:rFonts w:ascii="Times New Roman" w:hAnsi="Times New Roman" w:eastAsia="Times New Roman"/>
+                <w:b w:val="0"/>
+                <w:i w:val="0"/>
+                <w:sz w:val="26"/>
+              </w:rPr>
+              <w:t>- HS thực hành gõ tên mình.</w:t>
+            </w:r>
+          </w:p>
+          <w:p>
+            <w:r>
+              <w:rPr>
+                <w:rFonts w:ascii="Times New Roman" w:hAnsi="Times New Roman" w:eastAsia="Times New Roman"/>
+                <w:b w:val="0"/>
+                <w:i w:val="0"/>
+                <w:sz w:val="26"/>
+              </w:rPr>
+            </w:r>
+          </w:p>
+          <w:p>
+            <w:r>
+              <w:rPr>
+                <w:rFonts w:ascii="Times New Roman" w:hAnsi="Times New Roman" w:eastAsia="Times New Roman"/>
+                <w:b w:val="0"/>
+                <w:i w:val="0"/>
+                <w:sz w:val="26"/>
+              </w:rPr>
+              <w:t>Sản phẩm: HS gõ được tên mình trên Notepad.</w:t>
             </w:r>
           </w:p>
         </w:tc>
@@ -1230,7 +1603,6 @@
               <w:spacing w:line="360" w:lineRule="auto" w:after="40"/>
               <w:jc w:val="left"/>
             </w:pPr>
-            <w:r/>
             <w:r>
               <w:rPr>
                 <w:rFonts w:ascii="Times New Roman" w:hAnsi="Times New Roman" w:eastAsia="Times New Roman"/>
@@ -1239,6 +1611,27 @@
                 <w:sz w:val="26"/>
               </w:rPr>
               <w:t>4. HOẠT ĐỘNG VẬN DỤNG, TRẢI NGHIỆM (5 phút)</w:t>
+            </w:r>
+          </w:p>
+          <w:p>
+            <w:r>
+              <w:rPr>
+                <w:rFonts w:ascii="Times New Roman" w:hAnsi="Times New Roman" w:eastAsia="Times New Roman"/>
+                <w:b w:val="0"/>
+                <w:i w:val="0"/>
+                <w:sz w:val="26"/>
+              </w:rPr>
+            </w:r>
+          </w:p>
+          <w:p>
+            <w:r>
+              <w:rPr>
+                <w:rFonts w:ascii="Times New Roman" w:hAnsi="Times New Roman" w:eastAsia="Times New Roman"/>
+                <w:b w:val="0"/>
+                <w:i w:val="0"/>
+                <w:sz w:val="26"/>
+              </w:rPr>
+              <w:t>- HS trả lời: Bàn phím còn dùng để chơi game, vẽ hình, mở phần mềm...</w:t>
             </w:r>
           </w:p>
         </w:tc>
@@ -1259,90 +1652,47 @@
               <w:spacing w:line="360" w:lineRule="auto" w:after="40"/>
               <w:jc w:val="left"/>
             </w:pPr>
-            <w:r/>
-            <w:r>
-              <w:rPr>
-                <w:rFonts w:ascii="Times New Roman" w:hAnsi="Times New Roman" w:eastAsia="Times New Roman"/>
-                <w:b w:val="0"/>
-                <w:i w:val="0"/>
-                <w:sz w:val="26"/>
-              </w:rPr>
-              <w:t>GV: Đặt câu hỏi liên hệ thực tế.</w:t>
-            </w:r>
-          </w:p>
-          <w:p>
-            <w:pPr>
-              <w:spacing w:line="360" w:lineRule="auto" w:after="40"/>
-              <w:jc w:val="left"/>
-            </w:pPr>
-            <w:r>
-              <w:rPr>
-                <w:rFonts w:ascii="Times New Roman" w:hAnsi="Times New Roman" w:eastAsia="Times New Roman"/>
-                <w:b w:val="0"/>
-                <w:i w:val="0"/>
-                <w:sz w:val="26"/>
-              </w:rPr>
-              <w:t>- Giao nhiệm vụ về nhà.</w:t>
-            </w:r>
-          </w:p>
-          <w:p>
-            <w:pPr>
-              <w:spacing w:line="360" w:lineRule="auto" w:after="40"/>
-              <w:jc w:val="left"/>
-            </w:pPr>
-            <w:r>
-              <w:rPr>
-                <w:rFonts w:ascii="Times New Roman" w:hAnsi="Times New Roman" w:eastAsia="Times New Roman"/>
-                <w:b w:val="0"/>
-                <w:i w:val="0"/>
-                <w:sz w:val="26"/>
-              </w:rPr>
-              <w:t>- Hướng dẫn tắt máy, xếp gọn phòng học.</w:t>
-            </w:r>
-          </w:p>
-          <w:p>
-            <w:pPr>
-              <w:spacing w:line="360" w:lineRule="auto" w:after="40"/>
-              <w:jc w:val="left"/>
-            </w:pPr>
-            <w:r>
-              <w:rPr>
-                <w:rFonts w:ascii="Times New Roman" w:hAnsi="Times New Roman" w:eastAsia="Times New Roman"/>
-                <w:b w:val="0"/>
-                <w:i w:val="0"/>
-                <w:sz w:val="26"/>
-              </w:rPr>
-              <w:t>HS: Suy nghĩ ý tưởng ứng dụng.</w:t>
-            </w:r>
-          </w:p>
-          <w:p>
-            <w:pPr>
-              <w:spacing w:line="360" w:lineRule="auto" w:after="40"/>
-              <w:jc w:val="left"/>
-            </w:pPr>
-            <w:r>
-              <w:rPr>
-                <w:rFonts w:ascii="Times New Roman" w:hAnsi="Times New Roman" w:eastAsia="Times New Roman"/>
-                <w:b w:val="0"/>
-                <w:i w:val="0"/>
-                <w:sz w:val="26"/>
-              </w:rPr>
-              <w:t>- Ghi nhận nhiệm vụ về nhà.</w:t>
-            </w:r>
-          </w:p>
-          <w:p>
-            <w:pPr>
-              <w:spacing w:line="360" w:lineRule="auto" w:after="40"/>
-              <w:jc w:val="left"/>
-            </w:pPr>
-            <w:r>
-              <w:rPr>
-                <w:rFonts w:ascii="Times New Roman" w:hAnsi="Times New Roman" w:eastAsia="Times New Roman"/>
-                <w:b w:val="0"/>
-                <w:i w:val="0"/>
-                <w:sz w:val="26"/>
-              </w:rPr>
-              <w:t>- Tắt máy an toàn, xếp bàn ghế.</w:t>
+            <w:r>
+              <w:rPr>
+                <w:rFonts w:ascii="Times New Roman" w:hAnsi="Times New Roman" w:eastAsia="Times New Roman"/>
+                <w:b w:val="0"/>
+                <w:i w:val="0"/>
+                <w:sz w:val="26"/>
+              </w:rPr>
+              <w:t xml:space="preserve">  Ngoài gõ chữ và số, các con còn biết bàn phím có thể làm gì nữa không?</w:t>
+            </w:r>
+          </w:p>
+          <w:p>
+            <w:r>
+              <w:rPr>
+                <w:rFonts w:ascii="Times New Roman" w:hAnsi="Times New Roman" w:eastAsia="Times New Roman"/>
+                <w:b w:val="0"/>
+                <w:i w:val="0"/>
+                <w:sz w:val="26"/>
+              </w:rPr>
+              <w:t>- GV gợi ý: Chơi game, vẽ hình, điều khiển phần mềm...</w:t>
+            </w:r>
+          </w:p>
+          <w:p>
+            <w:r>
+              <w:rPr>
+                <w:rFonts w:ascii="Times New Roman" w:hAnsi="Times New Roman" w:eastAsia="Times New Roman"/>
+                <w:b w:val="0"/>
+                <w:i w:val="0"/>
+                <w:sz w:val="26"/>
+              </w:rPr>
+              <w:t>- GV dặn dò: Về nhà quan sát bàn phím máy tính (nếu có) và đếm xem có bao nhiêu phím.</w:t>
+            </w:r>
+          </w:p>
+          <w:p>
+            <w:r>
+              <w:rPr>
+                <w:rFonts w:ascii="Times New Roman" w:hAnsi="Times New Roman" w:eastAsia="Times New Roman"/>
+                <w:b w:val="0"/>
+                <w:i w:val="0"/>
+                <w:sz w:val="26"/>
+              </w:rPr>
+              <w:t>- GV hướng dẫn tắt máy, xếp gọn phòng học.</w:t>
             </w:r>
           </w:p>
         </w:tc>
@@ -1361,30 +1711,25 @@
               <w:spacing w:line="360" w:lineRule="auto" w:after="40"/>
               <w:jc w:val="left"/>
             </w:pPr>
-            <w:r/>
-            <w:r>
-              <w:rPr>
-                <w:rFonts w:ascii="Times New Roman" w:hAnsi="Times New Roman" w:eastAsia="Times New Roman"/>
-                <w:b w:val="0"/>
-                <w:i w:val="0"/>
-                <w:sz w:val="26"/>
-              </w:rPr>
-              <w:t>HS liên hệ được kiến thức với thực tế.</w:t>
-            </w:r>
-          </w:p>
-          <w:p>
-            <w:pPr>
-              <w:spacing w:line="360" w:lineRule="auto" w:after="40"/>
-              <w:jc w:val="left"/>
-            </w:pPr>
-            <w:r>
-              <w:rPr>
-                <w:rFonts w:ascii="Times New Roman" w:hAnsi="Times New Roman" w:eastAsia="Times New Roman"/>
-                <w:b w:val="0"/>
-                <w:i w:val="0"/>
-                <w:sz w:val="26"/>
-              </w:rPr>
-              <w:t>Phòng máy được thu dọn gọn gàng.</w:t>
+            <w:r>
+              <w:rPr>
+                <w:rFonts w:ascii="Times New Roman" w:hAnsi="Times New Roman" w:eastAsia="Times New Roman"/>
+                <w:b w:val="0"/>
+                <w:i w:val="0"/>
+                <w:sz w:val="26"/>
+              </w:rPr>
+              <w:t>- HS ghi nhận nhiệm vụ.</w:t>
+            </w:r>
+          </w:p>
+          <w:p>
+            <w:r>
+              <w:rPr>
+                <w:rFonts w:ascii="Times New Roman" w:hAnsi="Times New Roman" w:eastAsia="Times New Roman"/>
+                <w:b w:val="0"/>
+                <w:i w:val="0"/>
+                <w:sz w:val="26"/>
+              </w:rPr>
+              <w:t>- Phòng máy được thu dọn gọn gàng.</w:t>
             </w:r>
           </w:p>
         </w:tc>
@@ -1403,7 +1748,7 @@
       </w:pPr>
       <w:r>
         <w:rPr>
-          <w:rFonts w:ascii="Times New Roman" w:hAnsi="Times New Roman" w:eastAsia="Times New Roman"/>
+          <w:rFonts w:ascii="Times New Roman" w:hAnsi="Times New Roman" w:eastAsia="Times New Roman" w:cs="Times New Roman"/>
           <w:b/>
           <w:i w:val="0"/>
           <w:sz w:val="26"/>
@@ -1418,7 +1763,7 @@
       </w:pPr>
       <w:r>
         <w:rPr>
-          <w:rFonts w:ascii="Times New Roman" w:hAnsi="Times New Roman" w:eastAsia="Times New Roman"/>
+          <w:rFonts w:ascii="Times New Roman" w:hAnsi="Times New Roman" w:eastAsia="Times New Roman" w:cs="Times New Roman"/>
           <w:b/>
           <w:i/>
           <w:sz w:val="26"/>
@@ -1433,7 +1778,7 @@
       </w:pPr>
       <w:r>
         <w:rPr>
-          <w:rFonts w:ascii="Times New Roman" w:hAnsi="Times New Roman" w:eastAsia="Times New Roman"/>
+          <w:rFonts w:ascii="Times New Roman" w:hAnsi="Times New Roman" w:eastAsia="Times New Roman" w:cs="Times New Roman"/>
           <w:b w:val="0"/>
           <w:i w:val="0"/>
           <w:sz w:val="26"/>
@@ -1481,10 +1826,15 @@
               <w:spacing w:line="360" w:lineRule="auto" w:after="40"/>
               <w:jc w:val="center"/>
             </w:pPr>
-            <w:r/>
-            <w:r>
-              <w:rPr>
-                <w:rFonts w:ascii="Times New Roman" w:hAnsi="Times New Roman" w:eastAsia="Times New Roman"/>
+            <w:r>
+              <w:rPr>
+                <w:rFonts w:ascii="Times New Roman" w:hAnsi="Times New Roman" w:cs="Times New Roman"/>
+                <w:sz w:val="26"/>
+              </w:rPr>
+            </w:r>
+            <w:r>
+              <w:rPr>
+                <w:rFonts w:ascii="Times New Roman" w:hAnsi="Times New Roman" w:eastAsia="Times New Roman" w:cs="Times New Roman"/>
                 <w:b/>
                 <w:i w:val="0"/>
                 <w:sz w:val="26"/>
@@ -1508,10 +1858,15 @@
               <w:spacing w:line="360" w:lineRule="auto" w:after="40"/>
               <w:jc w:val="center"/>
             </w:pPr>
-            <w:r/>
-            <w:r>
-              <w:rPr>
-                <w:rFonts w:ascii="Times New Roman" w:hAnsi="Times New Roman" w:eastAsia="Times New Roman"/>
+            <w:r>
+              <w:rPr>
+                <w:rFonts w:ascii="Times New Roman" w:hAnsi="Times New Roman" w:cs="Times New Roman"/>
+                <w:sz w:val="26"/>
+              </w:rPr>
+            </w:r>
+            <w:r>
+              <w:rPr>
+                <w:rFonts w:ascii="Times New Roman" w:hAnsi="Times New Roman" w:eastAsia="Times New Roman" w:cs="Times New Roman"/>
                 <w:b/>
                 <w:i w:val="0"/>
                 <w:sz w:val="26"/>
@@ -1535,10 +1890,15 @@
               <w:spacing w:line="360" w:lineRule="auto" w:after="40"/>
               <w:jc w:val="center"/>
             </w:pPr>
-            <w:r/>
-            <w:r>
-              <w:rPr>
-                <w:rFonts w:ascii="Times New Roman" w:hAnsi="Times New Roman" w:eastAsia="Times New Roman"/>
+            <w:r>
+              <w:rPr>
+                <w:rFonts w:ascii="Times New Roman" w:hAnsi="Times New Roman" w:cs="Times New Roman"/>
+                <w:sz w:val="26"/>
+              </w:rPr>
+            </w:r>
+            <w:r>
+              <w:rPr>
+                <w:rFonts w:ascii="Times New Roman" w:hAnsi="Times New Roman" w:eastAsia="Times New Roman" w:cs="Times New Roman"/>
                 <w:b/>
                 <w:i w:val="0"/>
                 <w:sz w:val="26"/>
@@ -1564,10 +1924,15 @@
               <w:spacing w:line="360" w:lineRule="auto" w:after="40"/>
               <w:jc w:val="center"/>
             </w:pPr>
-            <w:r/>
-            <w:r>
-              <w:rPr>
-                <w:rFonts w:ascii="Times New Roman" w:hAnsi="Times New Roman" w:eastAsia="Times New Roman"/>
+            <w:r>
+              <w:rPr>
+                <w:rFonts w:ascii="Times New Roman" w:hAnsi="Times New Roman" w:cs="Times New Roman"/>
+                <w:sz w:val="26"/>
+              </w:rPr>
+            </w:r>
+            <w:r>
+              <w:rPr>
+                <w:rFonts w:ascii="Times New Roman" w:hAnsi="Times New Roman" w:eastAsia="Times New Roman" w:cs="Times New Roman"/>
                 <w:b w:val="0"/>
                 <w:i/>
                 <w:sz w:val="26"/>
@@ -1591,10 +1956,15 @@
               <w:spacing w:line="360" w:lineRule="auto" w:after="40"/>
               <w:jc w:val="center"/>
             </w:pPr>
-            <w:r/>
-            <w:r>
-              <w:rPr>
-                <w:rFonts w:ascii="Times New Roman" w:hAnsi="Times New Roman" w:eastAsia="Times New Roman"/>
+            <w:r>
+              <w:rPr>
+                <w:rFonts w:ascii="Times New Roman" w:hAnsi="Times New Roman" w:cs="Times New Roman"/>
+                <w:sz w:val="26"/>
+              </w:rPr>
+            </w:r>
+            <w:r>
+              <w:rPr>
+                <w:rFonts w:ascii="Times New Roman" w:hAnsi="Times New Roman" w:eastAsia="Times New Roman" w:cs="Times New Roman"/>
                 <w:b w:val="0"/>
                 <w:i/>
                 <w:sz w:val="26"/>
@@ -1618,10 +1988,15 @@
               <w:spacing w:line="360" w:lineRule="auto" w:after="40"/>
               <w:jc w:val="center"/>
             </w:pPr>
-            <w:r/>
-            <w:r>
-              <w:rPr>
-                <w:rFonts w:ascii="Times New Roman" w:hAnsi="Times New Roman" w:eastAsia="Times New Roman"/>
+            <w:r>
+              <w:rPr>
+                <w:rFonts w:ascii="Times New Roman" w:hAnsi="Times New Roman" w:cs="Times New Roman"/>
+                <w:sz w:val="26"/>
+              </w:rPr>
+            </w:r>
+            <w:r>
+              <w:rPr>
+                <w:rFonts w:ascii="Times New Roman" w:hAnsi="Times New Roman" w:eastAsia="Times New Roman" w:cs="Times New Roman"/>
                 <w:b w:val="0"/>
                 <w:i/>
                 <w:sz w:val="26"/>
@@ -1647,10 +2022,15 @@
               <w:spacing w:line="360" w:lineRule="auto" w:after="40"/>
               <w:jc w:val="center"/>
             </w:pPr>
-            <w:r/>
-            <w:r>
-              <w:rPr>
-                <w:rFonts w:ascii="Times New Roman" w:hAnsi="Times New Roman" w:eastAsia="Times New Roman"/>
+            <w:r>
+              <w:rPr>
+                <w:rFonts w:ascii="Times New Roman" w:hAnsi="Times New Roman" w:cs="Times New Roman"/>
+                <w:sz w:val="26"/>
+              </w:rPr>
+            </w:r>
+            <w:r>
+              <w:rPr>
+                <w:rFonts w:ascii="Times New Roman" w:hAnsi="Times New Roman" w:eastAsia="Times New Roman" w:cs="Times New Roman"/>
                 <w:b w:val="0"/>
                 <w:i w:val="0"/>
                 <w:sz w:val="26"/>
@@ -1664,7 +2044,7 @@
             </w:pPr>
             <w:r>
               <w:rPr>
-                <w:rFonts w:ascii="Times New Roman" w:hAnsi="Times New Roman" w:eastAsia="Times New Roman"/>
+                <w:rFonts w:ascii="Times New Roman" w:hAnsi="Times New Roman" w:eastAsia="Times New Roman" w:cs="Times New Roman"/>
                 <w:b w:val="0"/>
                 <w:i w:val="0"/>
                 <w:sz w:val="26"/>
@@ -1678,7 +2058,7 @@
             </w:pPr>
             <w:r>
               <w:rPr>
-                <w:rFonts w:ascii="Times New Roman" w:hAnsi="Times New Roman" w:eastAsia="Times New Roman"/>
+                <w:rFonts w:ascii="Times New Roman" w:hAnsi="Times New Roman" w:eastAsia="Times New Roman" w:cs="Times New Roman"/>
                 <w:b w:val="0"/>
                 <w:i w:val="0"/>
                 <w:sz w:val="26"/>
@@ -1692,7 +2072,7 @@
             </w:pPr>
             <w:r>
               <w:rPr>
-                <w:rFonts w:ascii="Times New Roman" w:hAnsi="Times New Roman" w:eastAsia="Times New Roman"/>
+                <w:rFonts w:ascii="Times New Roman" w:hAnsi="Times New Roman" w:eastAsia="Times New Roman" w:cs="Times New Roman"/>
                 <w:b w:val="0"/>
                 <w:i w:val="0"/>
                 <w:sz w:val="26"/>
@@ -1715,10 +2095,15 @@
               <w:spacing w:line="360" w:lineRule="auto" w:after="40"/>
               <w:jc w:val="center"/>
             </w:pPr>
-            <w:r/>
-            <w:r>
-              <w:rPr>
-                <w:rFonts w:ascii="Times New Roman" w:hAnsi="Times New Roman" w:eastAsia="Times New Roman"/>
+            <w:r>
+              <w:rPr>
+                <w:rFonts w:ascii="Times New Roman" w:hAnsi="Times New Roman" w:cs="Times New Roman"/>
+                <w:sz w:val="26"/>
+              </w:rPr>
+            </w:r>
+            <w:r>
+              <w:rPr>
+                <w:rFonts w:ascii="Times New Roman" w:hAnsi="Times New Roman" w:eastAsia="Times New Roman" w:cs="Times New Roman"/>
                 <w:b w:val="0"/>
                 <w:i w:val="0"/>
                 <w:sz w:val="26"/>
@@ -1732,7 +2117,7 @@
             </w:pPr>
             <w:r>
               <w:rPr>
-                <w:rFonts w:ascii="Times New Roman" w:hAnsi="Times New Roman" w:eastAsia="Times New Roman"/>
+                <w:rFonts w:ascii="Times New Roman" w:hAnsi="Times New Roman" w:eastAsia="Times New Roman" w:cs="Times New Roman"/>
                 <w:b w:val="0"/>
                 <w:i w:val="0"/>
                 <w:sz w:val="26"/>
@@ -1746,7 +2131,7 @@
             </w:pPr>
             <w:r>
               <w:rPr>
-                <w:rFonts w:ascii="Times New Roman" w:hAnsi="Times New Roman" w:eastAsia="Times New Roman"/>
+                <w:rFonts w:ascii="Times New Roman" w:hAnsi="Times New Roman" w:eastAsia="Times New Roman" w:cs="Times New Roman"/>
                 <w:b w:val="0"/>
                 <w:i w:val="0"/>
                 <w:sz w:val="26"/>
@@ -1760,7 +2145,7 @@
             </w:pPr>
             <w:r>
               <w:rPr>
-                <w:rFonts w:ascii="Times New Roman" w:hAnsi="Times New Roman" w:eastAsia="Times New Roman"/>
+                <w:rFonts w:ascii="Times New Roman" w:hAnsi="Times New Roman" w:eastAsia="Times New Roman" w:cs="Times New Roman"/>
                 <w:b w:val="0"/>
                 <w:i w:val="0"/>
                 <w:sz w:val="26"/>
@@ -1789,10 +2174,15 @@
               <w:spacing w:line="360" w:lineRule="auto" w:after="40"/>
               <w:jc w:val="center"/>
             </w:pPr>
-            <w:r/>
-            <w:r>
-              <w:rPr>
-                <w:rFonts w:ascii="Times New Roman" w:hAnsi="Times New Roman" w:eastAsia="Times New Roman"/>
+            <w:r>
+              <w:rPr>
+                <w:rFonts w:ascii="Times New Roman" w:hAnsi="Times New Roman" w:cs="Times New Roman"/>
+                <w:sz w:val="26"/>
+              </w:rPr>
+            </w:r>
+            <w:r>
+              <w:rPr>
+                <w:rFonts w:ascii="Times New Roman" w:hAnsi="Times New Roman" w:eastAsia="Times New Roman" w:cs="Times New Roman"/>
                 <w:b/>
                 <w:i w:val="0"/>
                 <w:sz w:val="26"/>
@@ -1806,7 +2196,7 @@
             </w:pPr>
             <w:r>
               <w:rPr>
-                <w:rFonts w:ascii="Times New Roman" w:hAnsi="Times New Roman" w:eastAsia="Times New Roman"/>
+                <w:rFonts w:ascii="Times New Roman" w:hAnsi="Times New Roman" w:eastAsia="Times New Roman" w:cs="Times New Roman"/>
                 <w:b/>
                 <w:i w:val="0"/>
                 <w:sz w:val="26"/>
@@ -1820,7 +2210,7 @@
             </w:pPr>
             <w:r>
               <w:rPr>
-                <w:rFonts w:ascii="Times New Roman" w:hAnsi="Times New Roman" w:eastAsia="Times New Roman"/>
+                <w:rFonts w:ascii="Times New Roman" w:hAnsi="Times New Roman" w:eastAsia="Times New Roman" w:cs="Times New Roman"/>
                 <w:b/>
                 <w:i w:val="0"/>
                 <w:sz w:val="26"/>
@@ -1834,7 +2224,7 @@
             </w:pPr>
             <w:r>
               <w:rPr>
-                <w:rFonts w:ascii="Times New Roman" w:hAnsi="Times New Roman" w:eastAsia="Times New Roman"/>
+                <w:rFonts w:ascii="Times New Roman" w:hAnsi="Times New Roman" w:eastAsia="Times New Roman" w:cs="Times New Roman"/>
                 <w:b/>
                 <w:i w:val="0"/>
                 <w:sz w:val="26"/>

--- a/KHBD_Tin_học/Tiền_tiểu_học/Tuần_07/KHBD_Tin_hoc_Tiền_tiểu_học_Tiet06_Kham_pha_ban_phim.docx
+++ b/KHBD_Tin_học/Tiền_tiểu_học/Tuần_07/KHBD_Tin_hoc_Tiền_tiểu_học_Tiet06_Kham_pha_ban_phim.docx
@@ -420,18 +420,29 @@
     </w:p>
     <w:p>
       <w:pPr>
-        <w:spacing w:line="319" w:lineRule="auto" w:after="60" w:before="0"/>
-        <w:ind w:firstLine="0" w:left="850"/>
+        <w:spacing w:line="276" w:lineRule="auto" w:after="0" w:before="0"/>
+        <w:ind w:left="850" w:firstLine="0"/>
         <w:jc w:val="both"/>
       </w:pPr>
       <w:r>
         <w:rPr>
-          <w:rFonts w:ascii="Times New Roman" w:hAnsi="Times New Roman" w:eastAsia="Times New Roman" w:cs="Times New Roman"/>
-          <w:b w:val="0"/>
-          <w:i w:val="0"/>
+          <w:rFonts w:ascii="Times New Roman" w:hAnsi="Times New Roman" w:cs="Times New Roman"/>
           <w:sz w:val="26"/>
         </w:rPr>
-        <w:t>- Miền V. Giải quyết vấn đề (thành tố 5.3. Sử dụng sáng tạo công nghệ số – Bậc 1): Sử dụng công cụ số để giải quyết vấn đề đơn giản trong bài học. (Đạt được thông qua Hoạt động 2, Hoạt động 3)</w:t>
+        <w:t>- 5.1.CB1a: Xác định được các vấn đề kỹ thuật đơn giản khi vận hành thiết bị và sử dụng môi trường số. (Nhận biết, kết nối và sử dụng các thành phần phần cứng và thiết bị số). (Đạt được thông qua Hoạt động 2)</w:t>
+      </w:r>
+    </w:p>
+    <w:p>
+      <w:pPr>
+        <w:spacing w:after="0" w:line="276" w:lineRule="auto"/>
+        <w:ind w:left="850" w:firstLine="0"/>
+      </w:pPr>
+      <w:r>
+        <w:rPr>
+          <w:rFonts w:ascii="Times New Roman" w:hAnsi="Times New Roman" w:cs="Times New Roman"/>
+          <w:sz w:val="26"/>
+        </w:rPr>
+        <w:t>- 4.1.CB1a: Nhận biết được cách bảo vệ thiết bị và nội dung số một cách đơn giản. (Thực hiện thao tác sử dụng thiết bị đúng quy cách và bảo vệ an toàn cho thiết bị). (Đạt được thông qua Hoạt động 3, Hoạt động 4)</w:t>
       </w:r>
     </w:p>
     <w:p>
